--- a/📝文章/20260816/拉科鲁尼亚vs埃尔切_深度版.docx
+++ b/📝文章/20260816/拉科鲁尼亚vs埃尔切_深度版.docx
@@ -60,7 +60,7 @@
           <w:color w:val="1A3A5C"/>
           <w:sz w:val="32"/>
         </w:rPr>
-        <w:t>的阴影挡得住主场红利吗</w:t>
+        <w:t>魔咒挡得住主场红利吗</w:t>
       </w:r>
     </w:p>
     <w:p>
@@ -1340,7 +1340,7 @@
         </w:rPr>
         <w:lastRenderedPageBreak/>
         <w:drawing>
-          <wp:inline distT="0" distB="0" distL="0" distR="0" wp14:anchorId="1C8AC047" wp14:editId="11FF32C5">
+          <wp:inline distT="0" distB="0" distL="0" distR="0" wp14:anchorId="1A2B5D8F" wp14:editId="0CB102C8">
             <wp:extent cx="5400000" cy="3940541"/>
             <wp:effectExtent l="0" t="0" r="0" b="0"/>
             <wp:docPr id="1" name="Picture 1"/>
@@ -1978,7 +1978,7 @@
           <w:noProof/>
         </w:rPr>
         <w:drawing>
-          <wp:inline distT="0" distB="0" distL="0" distR="0" wp14:anchorId="064B7448" wp14:editId="17B890ED">
+          <wp:inline distT="0" distB="0" distL="0" distR="0" wp14:anchorId="7DC45F3C" wp14:editId="718683EB">
             <wp:extent cx="5400000" cy="3648649"/>
             <wp:effectExtent l="0" t="0" r="0" b="0"/>
             <wp:docPr id="2" name="Picture 2"/>
@@ -2353,7 +2353,7 @@
         </w:rPr>
         <w:lastRenderedPageBreak/>
         <w:drawing>
-          <wp:inline distT="0" distB="0" distL="0" distR="0" wp14:anchorId="1E9C925E" wp14:editId="77A7D173">
+          <wp:inline distT="0" distB="0" distL="0" distR="0" wp14:anchorId="507FC9C7" wp14:editId="516CB76D">
             <wp:extent cx="5400000" cy="2888372"/>
             <wp:effectExtent l="0" t="0" r="0" b="0"/>
             <wp:docPr id="3" name="Picture 3"/>
@@ -2661,7 +2661,7 @@
         </w:rPr>
         <w:lastRenderedPageBreak/>
         <w:drawing>
-          <wp:inline distT="0" distB="0" distL="0" distR="0" wp14:anchorId="7C1B168B" wp14:editId="363CD6BF">
+          <wp:inline distT="0" distB="0" distL="0" distR="0" wp14:anchorId="52C5AC29" wp14:editId="046A7964">
             <wp:extent cx="5400000" cy="3160976"/>
             <wp:effectExtent l="0" t="0" r="0" b="0"/>
             <wp:docPr id="4" name="Picture 4"/>
@@ -3414,7 +3414,19 @@
         <w:rPr>
           <w:b/>
         </w:rPr>
-        <w:t>惨败，这次升班马首秀能把这口气挣回来吗？还是又栽在克星手里？评论区留个比分，赛后回来验证。</w:t>
+        <w:t>惨败，这次升班马首秀能把这口气挣回来吗？还是又栽在克星手里？我先押</w:t>
+      </w:r>
+      <w:r>
+        <w:rPr>
+          <w:b/>
+        </w:rPr>
+        <w:t>1-0</w:t>
+      </w:r>
+      <w:r>
+        <w:rPr>
+          <w:b/>
+        </w:rPr>
+        <w:t>，理由是奥巴梅扬打埃尔切这条残阵防线，主场红利是硬的。你们站哪边？评论区留个比分，赛后回来验证。</w:t>
       </w:r>
     </w:p>
     <w:p>
@@ -3682,31 +3694,31 @@
       </w:rPr>
     </w:lvl>
   </w:abstractNum>
-  <w:num w:numId="1" w16cid:durableId="1243758246">
+  <w:num w:numId="1" w16cid:durableId="1851796275">
     <w:abstractNumId w:val="8"/>
   </w:num>
-  <w:num w:numId="2" w16cid:durableId="905839165">
+  <w:num w:numId="2" w16cid:durableId="1650088279">
     <w:abstractNumId w:val="6"/>
   </w:num>
-  <w:num w:numId="3" w16cid:durableId="2113279740">
+  <w:num w:numId="3" w16cid:durableId="490827850">
     <w:abstractNumId w:val="5"/>
   </w:num>
-  <w:num w:numId="4" w16cid:durableId="1212771145">
+  <w:num w:numId="4" w16cid:durableId="967973324">
     <w:abstractNumId w:val="4"/>
   </w:num>
-  <w:num w:numId="5" w16cid:durableId="420684464">
+  <w:num w:numId="5" w16cid:durableId="478687732">
     <w:abstractNumId w:val="7"/>
   </w:num>
-  <w:num w:numId="6" w16cid:durableId="570430312">
+  <w:num w:numId="6" w16cid:durableId="2132940309">
     <w:abstractNumId w:val="3"/>
   </w:num>
-  <w:num w:numId="7" w16cid:durableId="1338196037">
+  <w:num w:numId="7" w16cid:durableId="1683238268">
     <w:abstractNumId w:val="2"/>
   </w:num>
-  <w:num w:numId="8" w16cid:durableId="1005866741">
+  <w:num w:numId="8" w16cid:durableId="1172721320">
     <w:abstractNumId w:val="1"/>
   </w:num>
-  <w:num w:numId="9" w16cid:durableId="732856200">
+  <w:num w:numId="9" w16cid:durableId="1054815578">
     <w:abstractNumId w:val="0"/>
   </w:num>
 </w:numbering>
